--- a/Lab-Honcharenko#2/Lab-Honcharenko#2.docx
+++ b/Lab-Honcharenko#2/Lab-Honcharenko#2.docx
@@ -83,27 +83,18 @@
         <w:pStyle w:val="Normal"/>
         <w:spacing w:lineRule="auto" w:line="360"/>
         <w:jc w:val="center"/>
-        <w:rPr/>
-      </w:pPr>
-      <w:r>
-        <w:rPr>
-          <w:sz w:val="28"/>
-          <w:szCs w:val="28"/>
-          <w:lang w:val="uk-UA"/>
-        </w:rPr>
-        <w:t xml:space="preserve">Дисципліна: </w:t>
-      </w:r>
-      <w:r>
-        <w:rPr>
-          <w:rStyle w:val="Strong"/>
-          <w:rFonts w:cs="Segoe UI" w:ascii="Segoe UI" w:hAnsi="Segoe UI"/>
-          <w:b w:val="false"/>
-          <w:color w:val="1D2125"/>
-          <w:sz w:val="28"/>
-          <w:szCs w:val="28"/>
-          <w:shd w:fill="FFFFFF" w:val="clear"/>
-        </w:rPr>
-        <w:t>Web програмування</w:t>
+        <w:rPr>
+          <w:sz w:val="28"/>
+          <w:szCs w:val="28"/>
+          <w:lang w:val="uk-UA"/>
+        </w:rPr>
+      </w:pPr>
+      <w:r>
+        <w:rPr>
+          <w:sz w:val="28"/>
+          <w:szCs w:val="28"/>
+          <w:lang w:val="uk-UA"/>
+        </w:rPr>
       </w:r>
     </w:p>
     <w:p>
@@ -610,7 +601,23 @@
                 <w:szCs w:val="28"/>
                 <w:lang w:val="uk-UA"/>
               </w:rPr>
-              <w:t xml:space="preserve">Перевірив: </w:t>
+              <w:t>Перевіри</w:t>
+            </w:r>
+            <w:r>
+              <w:rPr>
+                <w:sz w:val="28"/>
+                <w:szCs w:val="28"/>
+                <w:lang w:val="uk-UA"/>
+              </w:rPr>
+              <w:t>ла</w:t>
+            </w:r>
+            <w:r>
+              <w:rPr>
+                <w:sz w:val="28"/>
+                <w:szCs w:val="28"/>
+                <w:lang w:val="uk-UA"/>
+              </w:rPr>
+              <w:t xml:space="preserve">: </w:t>
             </w:r>
           </w:p>
           <w:p>
@@ -661,7 +668,31 @@
                 <w:szCs w:val="28"/>
                 <w:shd w:fill="FFFFFF" w:val="clear"/>
               </w:rPr>
-              <w:t xml:space="preserve"> Л.В.</w:t>
+              <w:t xml:space="preserve"> </w:t>
+            </w:r>
+            <w:r>
+              <w:rPr>
+                <w:rStyle w:val="Style14"/>
+                <w:bCs/>
+                <w:i w:val="false"/>
+                <w:color w:val="1D2125"/>
+                <w:sz w:val="28"/>
+                <w:szCs w:val="28"/>
+                <w:shd w:fill="FFFFFF" w:val="clear"/>
+              </w:rPr>
+              <w:t>Н.Л</w:t>
+            </w:r>
+            <w:r>
+              <w:rPr>
+                <w:rStyle w:val="Style14"/>
+                <w:bCs/>
+                <w:i w:val="false"/>
+                <w:color w:val="1D2125"/>
+                <w:sz w:val="28"/>
+                <w:szCs w:val="28"/>
+                <w:shd w:fill="FFFFFF" w:val="clear"/>
+              </w:rPr>
+              <w:t>.</w:t>
             </w:r>
           </w:p>
         </w:tc>
